--- a/files/Indonesia_Summary_DRAFT.docx
+++ b/files/Indonesia_Summary_DRAFT.docx
@@ -4128,7 +4128,7 @@
           <w:sz w:val="22"/>
           <w:szCs w:val="22"/>
         </w:rPr>
-        <w:t>The JKN fund recorded a Rp 17.13 trillion deficit in 2025, compared with Rp 7.66 trillion in 2024.</w:t>
+        <w:t xml:space="preserve">The JKN fund recorded a Rp 17.13 trillion (US$948 million) deficit in 2025, compared with Rp 7.66 trillion (US$424 million) in 2024.</w:t>
       </w:r>
       <w:hyperlink r:id="rId44">
         <w:r>
@@ -4333,7 +4333,7 @@
           <w:sz w:val="22"/>
           <w:szCs w:val="22"/>
         </w:rPr>
-        <w:t>BPJS Kesehatan reported monthly deficits of about Rp 2 trillion and expected a Rp 20 trillion government capital injection.</w:t>
+        <w:t xml:space="preserve">BPJS Kesehatan reported monthly deficits of about Rp 2 trillion (US$111 million) and expected a Rp 20 trillion (US$1.11 billion) government capital injection.</w:t>
       </w:r>
       <w:hyperlink r:id="rId30">
         <w:r>
@@ -4382,7 +4382,7 @@
           <w:sz w:val="22"/>
           <w:szCs w:val="22"/>
         </w:rPr>
-        <w:t>The 2027 draft health budget proposed Rp 244.9 trillion, up 1.7 percent on the 2026 outlook of Rp 240.8 trillion.</w:t>
+        <w:t xml:space="preserve">The 2027 draft health budget proposed Rp 244.9 trillion (US$13.5 billion), up 1.7 percent on the 2026 outlook of Rp 240.8 trillion (US$13.3 billion).</w:t>
       </w:r>
       <w:hyperlink r:id="rId48">
         <w:r>
